--- a/data/revised_2026-10_full/outputs/v2/Chemistry/SS1.5_Periodicity/Chemistry_Periodicity_FinalExplanation_TeacherKey.docx
+++ b/data/revised_2026-10_full/outputs/v2/Chemistry/SS1.5_Periodicity/Chemistry_Periodicity_FinalExplanation_TeacherKey.docx
@@ -3102,7 +3102,7 @@
         </w:rPr>
         <w:t xml:space="preserve">© 2026 SeaVuria and ARES. This work is licensed under a </w:t>
       </w:r>
-      <w:hyperlink w:history="1" r:id="rIdcm2d-mid23due1wlosntn">
+      <w:hyperlink w:history="1" r:id="rIdexoxf5vmdbdalcsszzbgk">
         <w:r>
           <w:rPr>
             <w:rFonts w:ascii="Arial" w:cs="Arial" w:eastAsia="Arial" w:hAnsi="Arial"/>
@@ -3122,7 +3122,7 @@
         </w:rPr>
         <w:t xml:space="preserve"> (</w:t>
       </w:r>
-      <w:hyperlink w:history="1" r:id="rIdx2umi_dkweh8aq44wkzjr">
+      <w:hyperlink w:history="1" r:id="rIdbqz97xt3o6q24ttf51mve">
         <w:r>
           <w:rPr>
             <w:rFonts w:ascii="Arial" w:cs="Arial" w:eastAsia="Arial" w:hAnsi="Arial"/>
@@ -3142,7 +3142,7 @@
         </w:rPr>
         <w:t xml:space="preserve">). To view a copy of this license, visit </w:t>
       </w:r>
-      <w:hyperlink w:history="1" r:id="rId95e0ruj8ek1jnylxk79kj">
+      <w:hyperlink w:history="1" r:id="rIdzz1twfqjedjrbjwb6ljqj">
         <w:r>
           <w:rPr>
             <w:rFonts w:ascii="Arial" w:cs="Arial" w:eastAsia="Arial" w:hAnsi="Arial"/>
